--- a/zht/docx/159.content.docx
+++ b/zht/docx/159.content.docx
@@ -481,18 +481,12 @@
           <w:lang w:val="zh_TW" w:bidi="zh_TW"/>
         </w:rPr>
       </w:r>
-      <w:hyperlink r:id="rId13">
-        <w:r>
-          <w:rPr>
-            <w:lang w:val="zh_TW" w:bidi="zh_TW"/>
-          </w:rPr>
-          <w:rPr>
-            <w:color w:val="0000EE"/>
-            <w:u w:val="single"/>
-          </w:rPr>
-          <w:t>出埃及記12:3–4</w:t>
-        </w:r>
-      </w:hyperlink>
+      <w:r>
+        <w:rPr>
+          <w:lang w:val="zh_TW" w:bidi="zh_TW"/>
+        </w:rPr>
+        <w:t>出埃及記12:3–4</w:t>
+      </w:r>
     </w:p>
     <w:p>
       <w:pPr>
@@ -505,18 +499,12 @@
           <w:lang w:val="zh_TW" w:bidi="zh_TW"/>
         </w:rPr>
       </w:r>
-      <w:hyperlink r:id="rId14">
-        <w:r>
-          <w:rPr>
-            <w:lang w:val="zh_TW" w:bidi="zh_TW"/>
-          </w:rPr>
-          <w:rPr>
-            <w:color w:val="0000EE"/>
-            <w:u w:val="single"/>
-          </w:rPr>
-          <w:t>創世記30:32</w:t>
-        </w:r>
-      </w:hyperlink>
+      <w:r>
+        <w:rPr>
+          <w:lang w:val="zh_TW" w:bidi="zh_TW"/>
+        </w:rPr>
+        <w:t>創世記30:32</w:t>
+      </w:r>
     </w:p>
     <w:p>
       <w:pPr>
@@ -529,18 +517,12 @@
           <w:lang w:val="zh_TW" w:bidi="zh_TW"/>
         </w:rPr>
       </w:r>
-      <w:hyperlink r:id="rId15">
-        <w:r>
-          <w:rPr>
-            <w:lang w:val="zh_TW" w:bidi="zh_TW"/>
-          </w:rPr>
-          <w:rPr>
-            <w:color w:val="0000EE"/>
-            <w:u w:val="single"/>
-          </w:rPr>
-          <w:t>創世記31:10</w:t>
-        </w:r>
-      </w:hyperlink>
+      <w:r>
+        <w:rPr>
+          <w:lang w:val="zh_TW" w:bidi="zh_TW"/>
+        </w:rPr>
+        <w:t>創世記31:10</w:t>
+      </w:r>
     </w:p>
     <w:p>
       <w:pPr>
@@ -553,18 +535,12 @@
           <w:lang w:val="zh_TW" w:bidi="zh_TW"/>
         </w:rPr>
       </w:r>
-      <w:hyperlink r:id="rId16">
-        <w:r>
-          <w:rPr>
-            <w:lang w:val="zh_TW" w:bidi="zh_TW"/>
-          </w:rPr>
-          <w:rPr>
-            <w:color w:val="0000EE"/>
-            <w:u w:val="single"/>
-          </w:rPr>
-          <w:t>創世記37:31</w:t>
-        </w:r>
-      </w:hyperlink>
+      <w:r>
+        <w:rPr>
+          <w:lang w:val="zh_TW" w:bidi="zh_TW"/>
+        </w:rPr>
+        <w:t>創世記37:31</w:t>
+      </w:r>
     </w:p>
     <w:p>
       <w:pPr>
@@ -577,18 +553,12 @@
           <w:lang w:val="zh_TW" w:bidi="zh_TW"/>
         </w:rPr>
       </w:r>
-      <w:hyperlink r:id="rId17">
-        <w:r>
-          <w:rPr>
-            <w:lang w:val="zh_TW" w:bidi="zh_TW"/>
-          </w:rPr>
-          <w:rPr>
-            <w:color w:val="0000EE"/>
-            <w:u w:val="single"/>
-          </w:rPr>
-          <w:t>利未記3:12–14</w:t>
-        </w:r>
-      </w:hyperlink>
+      <w:r>
+        <w:rPr>
+          <w:lang w:val="zh_TW" w:bidi="zh_TW"/>
+        </w:rPr>
+        <w:t>利未記3:12–14</w:t>
+      </w:r>
     </w:p>
     <w:p>
       <w:pPr>
@@ -601,18 +571,12 @@
           <w:lang w:val="zh_TW" w:bidi="zh_TW"/>
         </w:rPr>
       </w:r>
-      <w:hyperlink r:id="rId18">
-        <w:r>
-          <w:rPr>
-            <w:lang w:val="zh_TW" w:bidi="zh_TW"/>
-          </w:rPr>
-          <w:rPr>
-            <w:color w:val="0000EE"/>
-            <w:u w:val="single"/>
-          </w:rPr>
-          <w:t>馬太福音25:33</w:t>
-        </w:r>
-      </w:hyperlink>
+      <w:r>
+        <w:rPr>
+          <w:lang w:val="zh_TW" w:bidi="zh_TW"/>
+        </w:rPr>
+        <w:t>馬太福音25:33</w:t>
+      </w:r>
     </w:p>
     <w:p>
       <w:pPr>
@@ -866,18 +830,12 @@
           <w:lang w:val="zh_TW" w:bidi="zh_TW"/>
         </w:rPr>
       </w:r>
-      <w:hyperlink r:id="rId19">
-        <w:r>
-          <w:rPr>
-            <w:lang w:val="zh_TW" w:bidi="zh_TW"/>
-          </w:rPr>
-          <w:rPr>
-            <w:color w:val="0000EE"/>
-            <w:u w:val="single"/>
-          </w:rPr>
-          <w:t>創世記5:32</w:t>
-        </w:r>
-      </w:hyperlink>
+      <w:r>
+        <w:rPr>
+          <w:lang w:val="zh_TW" w:bidi="zh_TW"/>
+        </w:rPr>
+        <w:t>創世記5:32</w:t>
+      </w:r>
     </w:p>
     <w:p>
       <w:pPr>
@@ -890,18 +848,12 @@
           <w:lang w:val="zh_TW" w:bidi="zh_TW"/>
         </w:rPr>
       </w:r>
-      <w:hyperlink r:id="rId20">
-        <w:r>
-          <w:rPr>
-            <w:lang w:val="zh_TW" w:bidi="zh_TW"/>
-          </w:rPr>
-          <w:rPr>
-            <w:color w:val="0000EE"/>
-            <w:u w:val="single"/>
-          </w:rPr>
-          <w:t>創世記6:10</w:t>
-        </w:r>
-      </w:hyperlink>
+      <w:r>
+        <w:rPr>
+          <w:lang w:val="zh_TW" w:bidi="zh_TW"/>
+        </w:rPr>
+        <w:t>創世記6:10</w:t>
+      </w:r>
     </w:p>
     <w:p>
       <w:pPr>
@@ -914,18 +866,12 @@
           <w:lang w:val="zh_TW" w:bidi="zh_TW"/>
         </w:rPr>
       </w:r>
-      <w:hyperlink r:id="rId21">
-        <w:r>
-          <w:rPr>
-            <w:lang w:val="zh_TW" w:bidi="zh_TW"/>
-          </w:rPr>
-          <w:rPr>
-            <w:color w:val="0000EE"/>
-            <w:u w:val="single"/>
-          </w:rPr>
-          <w:t>創世記7:13–14</w:t>
-        </w:r>
-      </w:hyperlink>
+      <w:r>
+        <w:rPr>
+          <w:lang w:val="zh_TW" w:bidi="zh_TW"/>
+        </w:rPr>
+        <w:t>創世記7:13–14</w:t>
+      </w:r>
     </w:p>
     <w:p>
       <w:pPr>
@@ -938,18 +884,12 @@
           <w:lang w:val="zh_TW" w:bidi="zh_TW"/>
         </w:rPr>
       </w:r>
-      <w:hyperlink r:id="rId22">
-        <w:r>
-          <w:rPr>
-            <w:lang w:val="zh_TW" w:bidi="zh_TW"/>
-          </w:rPr>
-          <w:rPr>
-            <w:color w:val="0000EE"/>
-            <w:u w:val="single"/>
-          </w:rPr>
-          <w:t>創世記10:1</w:t>
-        </w:r>
-      </w:hyperlink>
+      <w:r>
+        <w:rPr>
+          <w:lang w:val="zh_TW" w:bidi="zh_TW"/>
+        </w:rPr>
+        <w:t>創世記10:1</w:t>
+      </w:r>
     </w:p>
     <w:p>
       <w:pPr>
@@ -962,18 +902,12 @@
           <w:lang w:val="zh_TW" w:bidi="zh_TW"/>
         </w:rPr>
       </w:r>
-      <w:hyperlink r:id="rId23">
-        <w:r>
-          <w:rPr>
-            <w:lang w:val="zh_TW" w:bidi="zh_TW"/>
-          </w:rPr>
-          <w:rPr>
-            <w:color w:val="0000EE"/>
-            <w:u w:val="single"/>
-          </w:rPr>
-          <w:t>創世記10:31</w:t>
-        </w:r>
-      </w:hyperlink>
+      <w:r>
+        <w:rPr>
+          <w:lang w:val="zh_TW" w:bidi="zh_TW"/>
+        </w:rPr>
+        <w:t>創世記10:31</w:t>
+      </w:r>
     </w:p>
     <w:p>
       <w:pPr>
@@ -986,18 +920,12 @@
           <w:lang w:val="zh_TW" w:bidi="zh_TW"/>
         </w:rPr>
       </w:r>
-      <w:hyperlink r:id="rId24">
-        <w:r>
-          <w:rPr>
-            <w:lang w:val="zh_TW" w:bidi="zh_TW"/>
-          </w:rPr>
-          <w:rPr>
-            <w:color w:val="0000EE"/>
-            <w:u w:val="single"/>
-          </w:rPr>
-          <w:t>創世記11:10</w:t>
-        </w:r>
-      </w:hyperlink>
+      <w:r>
+        <w:rPr>
+          <w:lang w:val="zh_TW" w:bidi="zh_TW"/>
+        </w:rPr>
+        <w:t>創世記11:10</w:t>
+      </w:r>
     </w:p>
     <w:p>
       <w:pPr>
@@ -1010,18 +938,12 @@
           <w:lang w:val="zh_TW" w:bidi="zh_TW"/>
         </w:rPr>
       </w:r>
-      <w:hyperlink r:id="rId25">
-        <w:r>
-          <w:rPr>
-            <w:lang w:val="zh_TW" w:bidi="zh_TW"/>
-          </w:rPr>
-          <w:rPr>
-            <w:color w:val="0000EE"/>
-            <w:u w:val="single"/>
-          </w:rPr>
-          <w:t>路加福音3:36–38</w:t>
-        </w:r>
-      </w:hyperlink>
+      <w:r>
+        <w:rPr>
+          <w:lang w:val="zh_TW" w:bidi="zh_TW"/>
+        </w:rPr>
+        <w:t>路加福音3:36–38</w:t>
+      </w:r>
     </w:p>
     <w:p>
       <w:pPr>
